--- a/dados/FONTE 120A LITE.docx
+++ b/dados/FONTE 120A LITE.docx
@@ -9,37 +9,37 @@
     </w:p>
     <w:p>
       <w:r>
-        <w:t>URL: https://www.radicalsom.com.br/MLB-3296941038-fonte-carregador-jfa-120a-lite-storm-slim-bivolt-_JM#position%3D1%26search_layout%3Dstack%26type%3Ditem%26tracking_id%3D948eab12-fc87-47e2-8e87-a9bcf2556dee</w:t>
+        <w:t>URL: https://produto.mercadolivre.com.br/MLB-3274163831-fonte-carregador-de-bateria-jfa-120a-lite-storm-slim-bivolt-_JM</w:t>
       </w:r>
     </w:p>
     <w:p>
       <w:r>
-        <w:t>Nome: fonte carregador jfa 120a lite storm slim bivolt</w:t>
+        <w:t>Nome: Fonte Carregador De Bateria Jfa 120a Lite Storm Slim Bivolt</w:t>
       </w:r>
     </w:p>
     <w:p>
       <w:r>
-        <w:t>Preço: 484.93</w:t>
+        <w:t>Preço: 479.8</w:t>
       </w:r>
     </w:p>
     <w:p>
       <w:r>
-        <w:t>Preço Previsto: 484.94</w:t>
+        <w:t>Preço Previsto: 479.81</w:t>
       </w:r>
     </w:p>
     <w:p>
       <w:r>
-        <w:t>Loja: RADICALSOM</w:t>
+        <w:t>Loja: KOALAPARTS</w:t>
       </w:r>
     </w:p>
     <w:p>
       <w:r>
-        <w:t xml:space="preserve">Tipo: </w:t>
+        <w:t>Tipo: Clássico</w:t>
       </w:r>
     </w:p>
     <w:p>
       <w:r>
-        <w:t>Lugar: Artur nogueira, São Paulo.</w:t>
+        <w:t>Lugar: Bragança Paulista, São Paulo.</w:t>
       </w:r>
     </w:p>
     <w:p>
@@ -55,37 +55,221 @@
     </w:p>
     <w:p>
       <w:r>
-        <w:t>URL: https://produto.mercadolivre.com.br/MLB-3749270202-fonte-carregador-automotivo-jfa-storm-lite-slim-120a-bivolt-_JM</w:t>
+        <w:t>URL: https://produto.mercadolivre.com.br/MLB-3292730751-fonte-carregador-automotivo-jfa-120a-storm-lite-12v-bivolt-_JM</w:t>
       </w:r>
     </w:p>
     <w:p>
       <w:r>
-        <w:t>Nome: Fonte Carregador Automotivo Jfa Storm Lite Slim 120a Bivolt</w:t>
+        <w:t>Nome: Fonte Carregador Automotivo Jfa 120a Storm Lite 12v Bivolt</w:t>
       </w:r>
     </w:p>
     <w:p>
       <w:r>
-        <w:t>Preço: 536.25</w:t>
+        <w:t>Preço: 513.0</w:t>
       </w:r>
     </w:p>
     <w:p>
       <w:r>
-        <w:t>Preço Previsto: 536.26</w:t>
+        <w:t>Preço Previsto: 513.01</w:t>
       </w:r>
     </w:p>
     <w:p>
       <w:r>
-        <w:t>Loja: RENOV VENDAS_ONLINE</w:t>
+        <w:t>Loja: YTRIUM SHOP</w:t>
       </w:r>
     </w:p>
     <w:p>
       <w:r>
-        <w:t>Tipo: Clássico</w:t>
+        <w:t>Tipo: Premium</w:t>
       </w:r>
     </w:p>
     <w:p>
       <w:r>
-        <w:t>Lugar: São João da Boa Vista, São Paulo.</w:t>
+        <w:t>Lugar: João Pessoa, Paraíba.</w:t>
+      </w:r>
+    </w:p>
+    <w:p>
+      <w:r>
+        <w:t>--------------------------------------------------------------------</w:t>
+      </w:r>
+    </w:p>
+    <w:p/>
+    <w:p>
+      <w:r>
+        <w:t>Modelo: FONTE 120A LITE</w:t>
+      </w:r>
+    </w:p>
+    <w:p>
+      <w:r>
+        <w:t>URL: https://produto.mercadolivre.com.br/MLB-3292704047-fonte-carregador-automotivo-jfa-120a-storm-lite-12v-bivolt-_JM</w:t>
+      </w:r>
+    </w:p>
+    <w:p>
+      <w:r>
+        <w:t>Nome: Fonte Carregador Automotivo Jfa 120a Storm Lite 12v Bivolt</w:t>
+      </w:r>
+    </w:p>
+    <w:p>
+      <w:r>
+        <w:t>Preço: 513.0</w:t>
+      </w:r>
+    </w:p>
+    <w:p>
+      <w:r>
+        <w:t>Preço Previsto: 513.01</w:t>
+      </w:r>
+    </w:p>
+    <w:p>
+      <w:r>
+        <w:t>Loja: SHOP PRATICO</w:t>
+      </w:r>
+    </w:p>
+    <w:p>
+      <w:r>
+        <w:t>Tipo: Premium</w:t>
+      </w:r>
+    </w:p>
+    <w:p>
+      <w:r>
+        <w:t>Lugar: João Pessoa, Paraíba.</w:t>
+      </w:r>
+    </w:p>
+    <w:p>
+      <w:r>
+        <w:t>--------------------------------------------------------------------</w:t>
+      </w:r>
+    </w:p>
+    <w:p/>
+    <w:p>
+      <w:r>
+        <w:t>Modelo: FONTE 120A LITE</w:t>
+      </w:r>
+    </w:p>
+    <w:p>
+      <w:r>
+        <w:t>URL: https://produto.mercadolivre.com.br/MLB-3288732631-fonte-carregador-automotivo-jfa-120a-storm-lite-12v-bivolt-_JM</w:t>
+      </w:r>
+    </w:p>
+    <w:p>
+      <w:r>
+        <w:t>Nome: Fonte Carregador Automotivo Jfa 120a Storm Lite 12v Bivolt</w:t>
+      </w:r>
+    </w:p>
+    <w:p>
+      <w:r>
+        <w:t>Preço: 513.0</w:t>
+      </w:r>
+    </w:p>
+    <w:p>
+      <w:r>
+        <w:t>Preço Previsto: 513.01</w:t>
+      </w:r>
+    </w:p>
+    <w:p>
+      <w:r>
+        <w:t>Loja: BESTONLINE.COM.BR</w:t>
+      </w:r>
+    </w:p>
+    <w:p>
+      <w:r>
+        <w:t>Tipo: Premium</w:t>
+      </w:r>
+    </w:p>
+    <w:p>
+      <w:r>
+        <w:t>Lugar: Caruaru, Pernambuco.</w:t>
+      </w:r>
+    </w:p>
+    <w:p>
+      <w:r>
+        <w:t>--------------------------------------------------------------------</w:t>
+      </w:r>
+    </w:p>
+    <w:p/>
+    <w:p>
+      <w:r>
+        <w:t>Modelo: FONTE 120A LITE</w:t>
+      </w:r>
+    </w:p>
+    <w:p>
+      <w:r>
+        <w:t>URL: https://produto.mercadolivre.com.br/MLB-3641319051-fonte-carregador-automotivo-jfa-120a-storm-lite-12v-bivolt-_JM</w:t>
+      </w:r>
+    </w:p>
+    <w:p>
+      <w:r>
+        <w:t>Nome: Fonte Carregador Automotivo Jfa 120a Storm Lite 12v Bivolt</w:t>
+      </w:r>
+    </w:p>
+    <w:p>
+      <w:r>
+        <w:t>Preço: 513.0</w:t>
+      </w:r>
+    </w:p>
+    <w:p>
+      <w:r>
+        <w:t>Preço Previsto: 513.01</w:t>
+      </w:r>
+    </w:p>
+    <w:p>
+      <w:r>
+        <w:t>Loja: BESTONLINEBR</w:t>
+      </w:r>
+    </w:p>
+    <w:p>
+      <w:r>
+        <w:t>Tipo: Premium</w:t>
+      </w:r>
+    </w:p>
+    <w:p>
+      <w:r>
+        <w:t>Lugar: Caruaru, Pernambuco.</w:t>
+      </w:r>
+    </w:p>
+    <w:p>
+      <w:r>
+        <w:t>--------------------------------------------------------------------</w:t>
+      </w:r>
+    </w:p>
+    <w:p/>
+    <w:p>
+      <w:r>
+        <w:t>Modelo: FONTE 120A LITE</w:t>
+      </w:r>
+    </w:p>
+    <w:p>
+      <w:r>
+        <w:t>URL: https://produto.mercadolivre.com.br/MLB-3472708216-fonte-carregador-automotivo-jfa-120a-storm-lite-12v-bivolt-_JM</w:t>
+      </w:r>
+    </w:p>
+    <w:p>
+      <w:r>
+        <w:t>Nome: Fonte Carregador Automotivo Jfa 120a Storm Lite 12v Bivolt</w:t>
+      </w:r>
+    </w:p>
+    <w:p>
+      <w:r>
+        <w:t>Preço: 513.0</w:t>
+      </w:r>
+    </w:p>
+    <w:p>
+      <w:r>
+        <w:t>Preço Previsto: 513.01</w:t>
+      </w:r>
+    </w:p>
+    <w:p>
+      <w:r>
+        <w:t>Loja: TEMONLINE</w:t>
+      </w:r>
+    </w:p>
+    <w:p>
+      <w:r>
+        <w:t>Tipo: Premium</w:t>
+      </w:r>
+    </w:p>
+    <w:p>
+      <w:r>
+        <w:t>Lugar: Caruaru, Pernambuco.</w:t>
       </w:r>
     </w:p>
     <w:p>
@@ -111,12 +295,12 @@
     </w:p>
     <w:p>
       <w:r>
-        <w:t>Preço: 536.25</w:t>
+        <w:t>Preço: 479.8</w:t>
       </w:r>
     </w:p>
     <w:p>
       <w:r>
-        <w:t>Preço Previsto: 536.26</w:t>
+        <w:t>Preço Previsto: 479.81</w:t>
       </w:r>
     </w:p>
     <w:p>
